--- a/R_tips_for_advanced_use_byAsa/to_document/test.docx
+++ b/R_tips_for_advanced_use_byAsa/to_document/test.docx
@@ -270,7 +270,32 @@
         <w:t xml:space="preserve"> </w:t>
       </w:r>
       <w:r>
-        <w:t xml:space="preserve">parameter was added to the code chunk to prevent printing of the R code that generated the plot.</w:t>
+        <w:t xml:space="preserve">parameter</w:t>
+      </w:r>
+      <w:r>
+        <w:t xml:space="preserve"> </w:t>
+      </w:r>
+      <w:r>
+        <w:t xml:space="preserve">(</w:t>
+      </w:r>
+      <w:hyperlink w:anchor="ref-arevaloReverseEcologyApproach2019">
+        <w:r>
+          <w:rPr>
+            <w:rStyle w:val="Hyperlink"/>
+            <w:iCs/>
+            <w:i/>
+          </w:rPr>
+          <w:t xml:space="preserve">1</w:t>
+        </w:r>
+      </w:hyperlink>
+      <w:r>
+        <w:t xml:space="preserve">)</w:t>
+      </w:r>
+      <w:r>
+        <w:t xml:space="preserve"> </w:t>
+      </w:r>
+      <w:r>
+        <w:t xml:space="preserve">was added to the code chunk to prevent printing of the R code that generated the plot.</w:t>
       </w:r>
     </w:p>
     <w:bookmarkEnd w:id="25"/>
